--- a/_______.docx
+++ b/_______.docx
@@ -6056,7 +6056,7 @@
 
 <file path=word/webextensions/taskpanes.xml><?xml version="1.0" encoding="utf-8"?>
 <wetp:taskpanes xmlns:wetp="http://schemas.microsoft.com/office/webextensions/taskpanes/2010/11">
-  <wetp:taskpane dockstate="right" visibility="0" width="438" row="3">
+  <wetp:taskpane dockstate="right" visibility="0" width="438" row="4">
     <wetp:webextensionref xmlns:r="http://schemas.openxmlformats.org/officeDocument/2006/relationships" r:id="rId1"/>
   </wetp:taskpane>
   <wetp:taskpane dockstate="right" visibility="0" width="438" row="4">
